--- a/protected-assets/Chapter1.docx
+++ b/protected-assets/Chapter1.docx
@@ -537,7 +537,7 @@
           <w:bCs/>
           <w:b/>
         </w:rPr>
-        <w:t xml:space="preserve">Walking Through Tiberius’s Fifteenth Year, Year by Year</w:t>
+        <w:t>Tiberius’s Fifteenth Year</w:t>
       </w:r>
     </w:p>
     <w:p>
@@ -545,292 +545,7 @@
         <w:pStyle w:val="FirstParagraph"/>
       </w:pPr>
       <w:r>
-        <w:t xml:space="preserve">Tiberius’s fifteenth year is counted from his coregency with Augustus, not from Augustus’s death. In AD 13, a law passed making Tiberius’s authority over the provinces and armies co-equal with Augustus’s. We can date this precisely because of the coins themselves: Roman coins were how the government publicly announced who held power, and starting in AD 13/14, coins begin showing Augustus and Tiberius together for the first time — two portraits side by side, with Tiberius’s own years in office now recorded alongside Augustus’s. (These coins are catalogued as RIC 225-226, the standard reference work for Roman imperial coinage.) That’s the moment the coins themselves mark as the start of Tiberius sharing the throne. Counting from that year:</w:t>
-      </w:r>
-    </w:p>
-    <w:p>
-      <w:pPr>
-        <w:numPr>
-          <w:ilvl w:val="0"/>
-          <w:numId w:val="1002"/>
-        </w:numPr>
-        <w:pStyle w:val="Compact"/>
-      </w:pPr>
-      <w:r>
-        <w:rPr>
-          <w:bCs/>
-          <w:b/>
-        </w:rPr>
-        <w:t xml:space="preserve">Year 1</w:t>
-      </w:r>
-      <w:r>
-        <w:t xml:space="preserve">: AD 13/14</w:t>
-      </w:r>
-    </w:p>
-    <w:p>
-      <w:pPr>
-        <w:numPr>
-          <w:ilvl w:val="0"/>
-          <w:numId w:val="1002"/>
-        </w:numPr>
-        <w:pStyle w:val="Compact"/>
-      </w:pPr>
-      <w:r>
-        <w:rPr>
-          <w:bCs/>
-          <w:b/>
-        </w:rPr>
-        <w:t xml:space="preserve">Year 2</w:t>
-      </w:r>
-      <w:r>
-        <w:t xml:space="preserve">: AD 14/15</w:t>
-      </w:r>
-    </w:p>
-    <w:p>
-      <w:pPr>
-        <w:numPr>
-          <w:ilvl w:val="0"/>
-          <w:numId w:val="1002"/>
-        </w:numPr>
-        <w:pStyle w:val="Compact"/>
-      </w:pPr>
-      <w:r>
-        <w:rPr>
-          <w:bCs/>
-          <w:b/>
-        </w:rPr>
-        <w:t xml:space="preserve">Year 3</w:t>
-      </w:r>
-      <w:r>
-        <w:t xml:space="preserve">: AD 15/16</w:t>
-      </w:r>
-    </w:p>
-    <w:p>
-      <w:pPr>
-        <w:numPr>
-          <w:ilvl w:val="0"/>
-          <w:numId w:val="1002"/>
-        </w:numPr>
-        <w:pStyle w:val="Compact"/>
-      </w:pPr>
-      <w:r>
-        <w:rPr>
-          <w:bCs/>
-          <w:b/>
-        </w:rPr>
-        <w:t xml:space="preserve">Year 4</w:t>
-      </w:r>
-      <w:r>
-        <w:t xml:space="preserve">: AD 16/17</w:t>
-      </w:r>
-    </w:p>
-    <w:p>
-      <w:pPr>
-        <w:numPr>
-          <w:ilvl w:val="0"/>
-          <w:numId w:val="1002"/>
-        </w:numPr>
-        <w:pStyle w:val="Compact"/>
-      </w:pPr>
-      <w:r>
-        <w:rPr>
-          <w:bCs/>
-          <w:b/>
-        </w:rPr>
-        <w:t xml:space="preserve">Year 5</w:t>
-      </w:r>
-      <w:r>
-        <w:t xml:space="preserve">: AD 17/18</w:t>
-      </w:r>
-    </w:p>
-    <w:p>
-      <w:pPr>
-        <w:numPr>
-          <w:ilvl w:val="0"/>
-          <w:numId w:val="1002"/>
-        </w:numPr>
-        <w:pStyle w:val="Compact"/>
-      </w:pPr>
-      <w:r>
-        <w:rPr>
-          <w:bCs/>
-          <w:b/>
-        </w:rPr>
-        <w:t xml:space="preserve">Year 6</w:t>
-      </w:r>
-      <w:r>
-        <w:t xml:space="preserve">: AD 18/19</w:t>
-      </w:r>
-    </w:p>
-    <w:p>
-      <w:pPr>
-        <w:numPr>
-          <w:ilvl w:val="0"/>
-          <w:numId w:val="1002"/>
-        </w:numPr>
-        <w:pStyle w:val="Compact"/>
-      </w:pPr>
-      <w:r>
-        <w:rPr>
-          <w:bCs/>
-          <w:b/>
-        </w:rPr>
-        <w:t xml:space="preserve">Year 7</w:t>
-      </w:r>
-      <w:r>
-        <w:t xml:space="preserve">: AD 19/20</w:t>
-      </w:r>
-    </w:p>
-    <w:p>
-      <w:pPr>
-        <w:numPr>
-          <w:ilvl w:val="0"/>
-          <w:numId w:val="1002"/>
-        </w:numPr>
-        <w:pStyle w:val="Compact"/>
-      </w:pPr>
-      <w:r>
-        <w:rPr>
-          <w:bCs/>
-          <w:b/>
-        </w:rPr>
-        <w:t xml:space="preserve">Year 8</w:t>
-      </w:r>
-      <w:r>
-        <w:t xml:space="preserve">: AD 20/21</w:t>
-      </w:r>
-    </w:p>
-    <w:p>
-      <w:pPr>
-        <w:numPr>
-          <w:ilvl w:val="0"/>
-          <w:numId w:val="1002"/>
-        </w:numPr>
-        <w:pStyle w:val="Compact"/>
-      </w:pPr>
-      <w:r>
-        <w:rPr>
-          <w:bCs/>
-          <w:b/>
-        </w:rPr>
-        <w:t xml:space="preserve">Year 9</w:t>
-      </w:r>
-      <w:r>
-        <w:t xml:space="preserve">: AD 21/22</w:t>
-      </w:r>
-    </w:p>
-    <w:p>
-      <w:pPr>
-        <w:numPr>
-          <w:ilvl w:val="0"/>
-          <w:numId w:val="1002"/>
-        </w:numPr>
-        <w:pStyle w:val="Compact"/>
-      </w:pPr>
-      <w:r>
-        <w:rPr>
-          <w:bCs/>
-          <w:b/>
-        </w:rPr>
-        <w:t xml:space="preserve">Year 10</w:t>
-      </w:r>
-      <w:r>
-        <w:t xml:space="preserve">: AD 22/23</w:t>
-      </w:r>
-    </w:p>
-    <w:p>
-      <w:pPr>
-        <w:numPr>
-          <w:ilvl w:val="0"/>
-          <w:numId w:val="1002"/>
-        </w:numPr>
-        <w:pStyle w:val="Compact"/>
-      </w:pPr>
-      <w:r>
-        <w:rPr>
-          <w:bCs/>
-          <w:b/>
-        </w:rPr>
-        <w:t xml:space="preserve">Year 11</w:t>
-      </w:r>
-      <w:r>
-        <w:t xml:space="preserve">: AD 23/24</w:t>
-      </w:r>
-    </w:p>
-    <w:p>
-      <w:pPr>
-        <w:numPr>
-          <w:ilvl w:val="0"/>
-          <w:numId w:val="1002"/>
-        </w:numPr>
-        <w:pStyle w:val="Compact"/>
-      </w:pPr>
-      <w:r>
-        <w:rPr>
-          <w:bCs/>
-          <w:b/>
-        </w:rPr>
-        <w:t xml:space="preserve">Year 12</w:t>
-      </w:r>
-      <w:r>
-        <w:t xml:space="preserve">: AD 24/25</w:t>
-      </w:r>
-    </w:p>
-    <w:p>
-      <w:pPr>
-        <w:numPr>
-          <w:ilvl w:val="0"/>
-          <w:numId w:val="1002"/>
-        </w:numPr>
-        <w:pStyle w:val="Compact"/>
-      </w:pPr>
-      <w:r>
-        <w:rPr>
-          <w:bCs/>
-          <w:b/>
-        </w:rPr>
-        <w:t xml:space="preserve">Year 13</w:t>
-      </w:r>
-      <w:r>
-        <w:t xml:space="preserve">: AD 25/26</w:t>
-      </w:r>
-    </w:p>
-    <w:p>
-      <w:pPr>
-        <w:numPr>
-          <w:ilvl w:val="0"/>
-          <w:numId w:val="1002"/>
-        </w:numPr>
-        <w:pStyle w:val="Compact"/>
-      </w:pPr>
-      <w:r>
-        <w:rPr>
-          <w:bCs/>
-          <w:b/>
-        </w:rPr>
-        <w:t xml:space="preserve">Year 14</w:t>
-      </w:r>
-      <w:r>
-        <w:t xml:space="preserve">: AD 26/27</w:t>
-      </w:r>
-    </w:p>
-    <w:p>
-      <w:pPr>
-        <w:numPr>
-          <w:ilvl w:val="0"/>
-          <w:numId w:val="1002"/>
-        </w:numPr>
-        <w:pStyle w:val="Compact"/>
-      </w:pPr>
-      <w:r>
-        <w:rPr>
-          <w:bCs/>
-          <w:b/>
-        </w:rPr>
-        <w:t xml:space="preserve">Year 15</w:t>
-      </w:r>
-      <w:r>
-        <w:t xml:space="preserve">: AD 27/28 — this is where Luke 3:1 places the start of John the Baptist’s ministry, which lines up with Jesus’s own baptism shortly after</w:t>
+        <w:t>Luke 3:1 dates the start of John the Baptist’s ministry to “the fifteenth year” of the Roman emperor Tiberius. The CJC counts those years from when Tiberius began ruling alongside Augustus, not from Augustus’s death.</w:t>
       </w:r>
     </w:p>
     <w:p>
@@ -838,7 +553,7 @@
         <w:pStyle w:val="FirstParagraph"/>
       </w:pPr>
       <w:r>
-        <w:t xml:space="preserve">Some scholars instead count Tiberius’s Year 1 from Augustus’s death (August AD 14), landing his fifteenth year in the same AD 27/28 range by ordinary accession-year convention.</w:t>
+        <w:t>In AD 13, a Roman law gave Tiberius power equal to Augustus’s over the provinces and armies. Roman coins from that year show the two men together, Augustus on one side and Tiberius on the other (catalogued as RIC 225-226). Coins from Syria, the region Luke is traditionally linked to, may even number Tiberius’s reign from this point, though historians disagree on how to date them.</w:t>
       </w:r>
     </w:p>
     <w:p>
@@ -846,7 +561,15 @@
         <w:pStyle w:val="FirstParagraph"/>
       </w:pPr>
       <w:r>
-        <w:t xml:space="preserve">Because Year 15 straddles the turn from AD 27 into AD 28, both “27 AD” and “27/28 AD” are correct ways to describe it — there’s no real ambiguity here, just the normal effect of a reign that began mid-year.</w:t>
+        <w:t>Counting AD 13/14 as Year 1, Year 15 is AD 27/28 (often written simply as AD 27). That is when John’s ministry begins, with Jesus baptized shortly after.</w:t>
+      </w:r>
+    </w:p>
+    <w:p>
+      <w:pPr>
+        <w:pStyle w:val="FirstParagraph"/>
+      </w:pPr>
+      <w:r>
+        <w:t>Some historians count from Augustus’s death in August AD 14 instead, which usually puts the fifteenth year in AD 28/29.</w:t>
       </w:r>
     </w:p>
     <w:bookmarkEnd w:id="25"/>

--- a/protected-assets/Chapter1.docx
+++ b/protected-assets/Chapter1.docx
@@ -553,7 +553,7 @@
         <w:pStyle w:val="FirstParagraph"/>
       </w:pPr>
       <w:r>
-        <w:t>In AD 13, a Roman law gave Tiberius power equal to Augustus’s over the provinces and armies. Roman coins from that year show the two men together, Augustus on one side and Tiberius on the other (catalogued as RIC 225-226). Coins from Syria, the region Luke is traditionally linked to, may even number Tiberius’s reign from this point, though historians disagree on how to date them.</w:t>
+        <w:t>In AD 13, a Roman law gave Tiberius power equal to Augustus’s over the provinces and armies. Roman coins from that year show the two men together, Augustus on one side and Tiberius on the other (catalogued as RIC 225-226). Those coins were not minted by chance: Rome issued them the same year the law raised Tiberius to Augustus’s side.</w:t>
       </w:r>
     </w:p>
     <w:p>
@@ -561,15 +561,7 @@
         <w:pStyle w:val="FirstParagraph"/>
       </w:pPr>
       <w:r>
-        <w:t>Counting AD 13/14 as Year 1, Year 15 is AD 27/28 (often written simply as AD 27). That is when John’s ministry begins, with Jesus baptized shortly after.</w:t>
-      </w:r>
-    </w:p>
-    <w:p>
-      <w:pPr>
-        <w:pStyle w:val="FirstParagraph"/>
-      </w:pPr>
-      <w:r>
-        <w:t>Some historians count from Augustus’s death in August AD 14 instead, which usually puts the fifteenth year in AD 28/29.</w:t>
+        <w:t>Read this way, Luke’s count begins the same year as the law and the coins. With AD 13/14 as Tiberius’s Year 1, Year 15 is AD 27/28 (often written simply as AD 27). That is the same year Gabriel’s 483 years from the 457 BC decree point to, and the same year John 2:20’s “forty-six years” points to (see 4C). John’s ministry begins then, with Jesus baptized shortly after. From there, John’s Gospel names three Passovers (John 2:13; 6:4; 11:55), in AD 28, 29, and 30, and the third is the crucifixion.</w:t>
       </w:r>
     </w:p>
     <w:bookmarkEnd w:id="25"/>

--- a/protected-assets/Chapter1.docx
+++ b/protected-assets/Chapter1.docx
@@ -136,6 +136,14 @@
       </w:pPr>
       <w:r>
         <w:t xml:space="preserve">The CJC’s math runs as one unbroken count, forward from the Exodus era through history to the present. Scripture requires both the seven-day week and the seven-year sabbatical cycle to run without interruption — this is what allows the Sabbath rest and the Jubilee to be tracked and obeyed correctly. Exodus 23:10-11 commands the land itself to rest every seventh year, and Leviticus 25:8-10 builds directly on that same seven-year unit: “seven sabbaths of years… forty and nine years… and hallow the fiftieth year.” Within a cycle, each year falls at a specific position within its seven-year unit, found by taking the year’s position modulo 7 — Year 1 is Position 1, and the pattern repeats every seven years, exactly as Gabriel describes to Daniel: “seven weeks, and threescore and two weeks… in the midst of the week” (Daniel 9:25, 27, KJV) — the same unit of seven years, used the same way. The CJC method prioritizes Scripture’s own calendrical rules throughout, and is built to introduce zero conflict with them.</w:t>
+      </w:r>
+    </w:p>
+    <w:p>
+      <w:pPr>
+        <w:pStyle w:val="BodyText"/>
+      </w:pPr>
+      <w:r>
+        <w:t>Scripture itself shows the count kept running even when Israel stopped keeping it. Leviticus 26 warned that if the sabbath years were broken, the people would be scattered, and “then shall the land enjoy her sabbaths” (26:34). When that happened, the exile lasted seventy years, “until the land had enjoyed her sabbaths” (2 Chronicles 36:21). Those missed rests could only be counted up and repaid if the sabbath-year count continued through the years no one observed it. Daniel, reading about those seventy years, confessed “the oath that is written in the law of Moses” (Daniel 9:11), and Gabriel answered in the same measure: seventy weeks of years, 490 years, exactly ten 49-year Jubilee cycles. On this calendar, those 490 years run from the 457 BC decree (Cycle 21, Year 1) to AD 34 (Cycle 31, Year 1), a Jubilee year to a Jubilee year.</w:t>
       </w:r>
     </w:p>
     <w:p>

--- a/protected-assets/Chapter1.docx
+++ b/protected-assets/Chapter1.docx
@@ -1155,7 +1155,7 @@
               <w:jc w:val="left"/>
             </w:pPr>
             <w:r>
-              <w:t xml:space="preserve">Post-Sennacherib deliverance and land-rest reform (2 Kings 19:29-31); see the honest 701 BC caveat and calendar-misalignment discussion below.</w:t>
+              <w:t>Post-Sennacherib deliverance and land-rest reform (2 Kings 19:29-31); Sennacherib's 701 BC campaign falls inside this Jubilee's rest year; see below.</w:t>
             </w:r>
           </w:p>
         </w:tc>
@@ -1580,7 +1580,7 @@
         <w:pStyle w:val="FirstParagraph"/>
       </w:pPr>
       <w:r>
-        <w:t xml:space="preserve">Leviticus 25’s own math produces a real, structural pattern worth presenting on its own strength: the year immediately before every Jubilee is mechanically also an ordinary sabbatical, since 49 is itself a multiple of 7. Assuming adherence to both laws, this produces two consecutive rest years — 703 BC and 702 BC (the Jubilee itself) — with no sowing in either preceding autumn. The resulting lack of harvest would extend across two consecutive springs, 702 BC and 701 BC, matching the shape of Isaiah 37:30’s own three-stage sign (“this year… the second year… then… sow and reap”) — a fit worth noting, not a proof of it. Sennacherib’s campaign and the miraculous deliverance (2 Kings 19:35, Isaiah 37:36) fall within 701 BC, the year immediately after the Jubilee. That year’s agricultural condition would follow from the preceding rest years under this specific reading; it isn’t independent confirmation that this is what happened.</w:t>
+        <w:t>Leviticus 25’s own math produces a real, structural pattern worth presenting on its own strength: the year immediately before every Jubilee is mechanically also an ordinary sabbatical, since 49 is itself a multiple of 7. Assuming adherence to both laws, this produces two consecutive rest years — 703 BC and 702 BC (the Jubilee itself) — with no sowing in either preceding autumn. The resulting lack of harvest would extend across two consecutive springs, 702 BC and 701 BC, matching the shape of Isaiah 37:30’s own three-stage sign (“this year… the second year… then… sow and reap”) — a fit worth noting, not a proof of it. Sennacherib’s campaign and the miraculous deliverance (2 Kings 19:35, Isaiah 37:36) fall in the spring and summer of 701 BC, still inside the Jubilee’s rest year, which began when the Jubilee was proclaimed on the Day of Atonement in the autumn of 702 BC (Leviticus 25:9). That year’s agricultural condition would follow from the preceding rest years under this specific reading; it isn’t independent confirmation that this is what happened.</w:t>
       </w:r>
     </w:p>
     <w:p>
@@ -1596,7 +1596,7 @@
         <w:pStyle w:val="BodyText"/>
       </w:pPr>
       <w:r>
-        <w:t xml:space="preserve">A second, independent possible contributor to the one-year gap is calendar misalignment rather than interpretation. The standardized intercalation cycle that later kept lunar and solar calendars synchronized wasn’t adopted until roughly 503-499 BC, two centuries after Sennacherib’s campaign. Before this, both Assyrian and Judean calendars added leap months ad hoc, by decree rather than fixed rule — and Assyrian record-keeping shows no evidence of astronomical observation guiding this process at all. Under these conditions, a real gap of weeks to a month could exist between the two calendars’ year-boundaries, meaning the same actual date might be labeled 701 BC under one system and 702 BC under the other. This is a real, evidenced mechanism, not speculation — but whether the deliverance specifically fell within that gap can’t currently be confirmed, since neither Scripture nor Sennacherib’s own annals give a precise enough date to test it.</w:t>
+        <w:t>A second factor can also shift year labels between the two records: calendar misalignment. The standardized intercalation cycle that later kept lunar and solar calendars synchronized wasn’t adopted until roughly 503-499 BC, two centuries after Sennacherib’s campaign. Before this, both Assyrian and Judean calendars added leap months ad hoc, by decree rather than fixed rule — and Assyrian record-keeping shows no evidence of astronomical observation guiding this process at all. Under these conditions, a real gap of weeks to a month could exist between the two calendars’ year-boundaries, meaning the same actual date might be labeled 701 BC under one system and 702 BC under the other. This is a real, evidenced mechanism, not speculation — but whether the deliverance specifically fell within that gap can’t currently be confirmed, since neither Scripture nor Sennacherib’s own annals give a precise enough date to test it.</w:t>
       </w:r>
     </w:p>
     <w:p>
@@ -1604,7 +1604,7 @@
         <w:pStyle w:val="BodyText"/>
       </w:pPr>
       <w:r>
-        <w:t xml:space="preserve">The honest summary: Sennacherib’s own annals confirm his campaign’s historicity but date it to 701 BC, not 702 BC. Two independent, evidenced explanations exist for the one-year gap — a textual reading of Isaiah 37:30, and a calendar-alignment mechanism — and either or both may contribute. Present 702 BC as a defended reading with real supporting mechanisms, not as an uncontested match.</w:t>
+        <w:t>The summary: Sennacherib’s own annals date his campaign to 701 BC, and that campaign falls inside the rest year of the 702 BC Jubilee, which ran from autumn 702 to autumn 701 BC. Scripture adds that it ended without an assault on Jerusalem: the angel of the LORD struck the Assyrian camp and Sennacherib returned home (2 Kings 19:32-36), and his own annals claim tribute from Hezekiah but never the capture of Jerusalem. The Isaiah 37:30 reading remains a defended interpretation, not an uncontested match.</w:t>
       </w:r>
     </w:p>
     <w:bookmarkEnd w:id="32"/>

--- a/protected-assets/Chapter1.docx
+++ b/protected-assets/Chapter1.docx
@@ -135,7 +135,7 @@
         <w:pStyle w:val="BodyText"/>
       </w:pPr>
       <w:r>
-        <w:t xml:space="preserve">The CJC’s math runs as one unbroken count, forward from the Exodus era through history to the present. Scripture requires both the seven-day week and the seven-year sabbatical cycle to run without interruption — this is what allows the Sabbath rest and the Jubilee to be tracked and obeyed correctly. Exodus 23:10-11 commands the land itself to rest every seventh year, and Leviticus 25:8-10 builds directly on that same seven-year unit: “seven sabbaths of years… forty and nine years… and hallow the fiftieth year.” Within a cycle, each year falls at a specific position within its seven-year unit, found by taking the year’s position modulo 7 — Year 1 is Position 1, and the pattern repeats every seven years, exactly as Gabriel describes to Daniel: “seven weeks, and threescore and two weeks… in the midst of the week” (Daniel 9:25, 27, KJV) — the same unit of seven years, used the same way. The CJC method prioritizes Scripture’s own calendrical rules throughout, and is built to introduce zero conflict with them.</w:t>
+        <w:t>The CJC’s math runs as one unbroken count, forward from the Exodus era through history to the present. Scripture requires both the seven-day week and the seven-year sabbatical cycle to run without interruption — this is what allows the Sabbath rest and the Jubilee to be tracked and obeyed correctly. Exodus 23:10-11 commands the land itself to rest every seventh year, and Leviticus 25:8-10 builds directly on that same seven-year unit: “seven sabbaths of years… forty and nine years… ye shall hallow the fiftieth year.” Within a cycle, each year falls at a specific position within its seven-year unit, found by taking the year’s position modulo 7 — Year 1 is Position 1, and the pattern repeats every seven years, exactly as Gabriel describes to Daniel: “seven weeks, and threescore and two weeks… in the midst of the week” (Daniel 9:25, 27, KJV) — the same unit of seven years, used the same way. The CJC method prioritizes Scripture’s own calendrical rules throughout, and is built to introduce zero conflict with them.</w:t>
       </w:r>
     </w:p>
     <w:p>
@@ -420,7 +420,7 @@
         <w:t xml:space="preserve">On the other three “independent” paths:</w:t>
       </w:r>
       <w:r>
-        <w:t xml:space="preserve"> each carries a dependency that should be named rather than left implicit. The Daniel 9:25 path (twenty cycles back from 457 BC) is not independent of 457 BC at all — it is the same claim expressed as arithmetic; if 457 BC is granted as Y=1, 1437 BC follows mechanically, and this cannot be counted as a second confirmation of itself. The Acts 13:20 path depends on reading “about 450 years” as applying cleanly to the judges period specifically; summing the individual periods given throughout Judges produces totals in the 570-590 year range, a genuine, documented discrepancy that a single conservative reading does not resolve on its own terms. The Ezekiel 4:5-6 path depends on a specific, debated way of applying the 390/40 day-year figures to reach 1016 BC for the kingdom’s division, which is itself one of several proposed readings.</w:t>
+        <w:t xml:space="preserve"> each carries a dependency that should be named rather than left implicit. The Daniel 9:25 path (twenty cycles back from 457 BC) is not independent of 457 BC at all — it is the same claim expressed as arithmetic; if 457 BC is granted as Y=1, 1437 BC follows mechanically, and this cannot be counted as a second confirmation of itself. The Acts 13:20 path depends on reading “about the space of four hundred and fifty years” as applying cleanly to the judges period specifically; summing the individual periods given throughout Judges produces totals in the 570-590 year range, a genuine, documented discrepancy that a single conservative reading does not resolve on its own terms. The Ezekiel 4:5-6 path depends on a specific, debated way of applying the 390/40 day-year figures to reach 1016 BC for the kingdom’s division, which is itself one of several proposed readings.</w:t>
       </w:r>
     </w:p>
     <w:p>
@@ -495,7 +495,7 @@
         <w:pStyle w:val="BodyText"/>
       </w:pPr>
       <w:r>
-        <w:t xml:space="preserve">A few more examples, all using this identical rule: Joseph holds his brothers “in custody for three days,” then releases them “on the third day” (Genesis 42:17-18). An Egyptian servant describes going without food for “three days and three nights,” which the very next verse also calls “three days ago” (1 Samuel 30:12-13). Rehoboam tells the people “come back to me in three days,” and they return “on the third day” (2 Chronicles 10:5, 12).</w:t>
+        <w:t>A few more examples, all using this identical rule: Joseph holds his brothers “into ward three days,” then releases them “the third day” (Genesis 42:17-18). An Egyptian servant describes going without food for “three days and three nights,” which the very next verse also calls “three days ago” (1 Samuel 30:12-13). Rehoboam tells the people “Come again unto me after three days,” and they return “on the third day” (2 Chronicles 10:5, 12).</w:t>
       </w:r>
     </w:p>
     <w:p>
@@ -503,7 +503,7 @@
         <w:pStyle w:val="BodyText"/>
       </w:pPr>
       <w:r>
-        <w:t xml:space="preserve">This same rule applies to years, not just days — and it’s especially common in how ancient kings counted their reigns. A king who took the throne partway through a year would often have that partial year counted as his full “Year 1,” rather than waiting for the next new year to begin the count. Scripture gives us a clean, direct example of this: Elah began to reign in the 26th year of Asa’s reign (1 Kings 16:8), and Zimri killed him in the 27th year of Asa (1 Kings 16:10) — a partial year on the throne, counted as a real, numbered year. Rehoboam’s own “17 years” (1 Kings 14:21) works the same way, and so does Tiberius’s “fifteenth year,” which Luke 3:1 uses to date John the Baptist’s ministry.</w:t>
+        <w:t>This same rule applies to years, not just days — and it’s especially common in how ancient kings counted their reigns. A king who took the throne partway through a year would often have that partial year counted as his full “Year 1,” rather than waiting for the next new year to begin the count. Scripture gives us a clean, direct example of this: Elah began to reign in the 26th year of Asa’s reign (1 Kings 16:8), and Zimri killed him in the 27th year of Asa (1 Kings 16:10) — a partial year on the throne, counted as a real, numbered year. Rehoboam’s own “seventeen years” (1 Kings 14:21) works the same way, and so does Tiberius’s “fifteenth year,” which Luke 3:1 uses to date John the Baptist’s ministry.</w:t>
       </w:r>
     </w:p>
     <w:p>
@@ -569,7 +569,7 @@
         <w:pStyle w:val="FirstParagraph"/>
       </w:pPr>
       <w:r>
-        <w:t>Read this way, Luke’s count begins the same year as the law and the coins. With AD 13/14 as Tiberius’s Year 1, Year 15 is AD 27/28 (often written simply as AD 27). That is the same year Gabriel’s 483 years from the 457 BC decree point to, and the same year John 2:20’s “forty-six years” points to (see 4C). John’s ministry begins then, with Jesus baptized shortly after. From there, John’s Gospel names three Passovers (John 2:13; 6:4; 11:55), in AD 28, 29, and 30, and the third is the crucifixion.</w:t>
+        <w:t>Read this way, Luke’s count begins the same year as the law and the coins. With AD 13/14 as Tiberius’s Year 1, Year 15 is AD 27/28 (often written simply as AD 27). That is the same year Gabriel’s 483 years from the 457 BC decree point to, and the same year John 2:20’s “forty and six years” points to (see 4C). John’s ministry begins then, with Jesus baptized shortly after. From there, John’s Gospel names three Passovers (John 2:13; 6:4; 11:55), in AD 28, 29, and 30, and the third is the crucifixion.</w:t>
       </w:r>
     </w:p>
     <w:bookmarkEnd w:id="25"/>
@@ -1580,7 +1580,7 @@
         <w:pStyle w:val="FirstParagraph"/>
       </w:pPr>
       <w:r>
-        <w:t>Leviticus 25’s own math produces a real, structural pattern worth presenting on its own strength: the year immediately before every Jubilee is mechanically also an ordinary sabbatical, since 49 is itself a multiple of 7. Assuming adherence to both laws, this produces two consecutive rest years — 703 BC and 702 BC (the Jubilee itself) — with no sowing in either preceding autumn. The resulting lack of harvest would extend across two consecutive springs, 702 BC and 701 BC, matching the shape of Isaiah 37:30’s own three-stage sign (“this year… the second year… then… sow and reap”) — a fit worth noting, not a proof of it. Sennacherib’s campaign and the miraculous deliverance (2 Kings 19:35, Isaiah 37:36) fall in the spring and summer of 701 BC, still inside the Jubilee’s rest year, which began when the Jubilee was proclaimed on the Day of Atonement in the autumn of 702 BC (Leviticus 25:9). That year’s agricultural condition would follow from the preceding rest years under this specific reading; it isn’t independent confirmation that this is what happened.</w:t>
+        <w:t>Leviticus 25’s own math produces a real, structural pattern worth presenting on its own strength: the year immediately before every Jubilee is mechanically also an ordinary sabbatical, since 49 is itself a multiple of 7. Assuming adherence to both laws, this produces two consecutive rest years — 703 BC and 702 BC (the Jubilee itself) — with no sowing in either preceding autumn. The resulting lack of harvest would extend across two consecutive springs, 702 BC and 701 BC, matching the shape of Isaiah 37:30’s own three-stage sign (“this year… the second year… and in the third year sow ye, and reap”) — a fit worth noting, not a proof of it. Sennacherib’s campaign and the miraculous deliverance (2 Kings 19:35, Isaiah 37:36) fall in the spring and summer of 701 BC, still inside the Jubilee’s rest year, which began when the Jubilee was proclaimed on the Day of Atonement in the autumn of 702 BC (Leviticus 25:9). That year’s agricultural condition would follow from the preceding rest years under this specific reading; it isn’t independent confirmation that this is what happened.</w:t>
       </w:r>
     </w:p>
     <w:p>
@@ -1696,7 +1696,7 @@
         <w:t xml:space="preserve">Babylonian Chronology</w:t>
       </w:r>
       <w:r>
-        <w:t xml:space="preserve"> (Oriental Institute of the University of Chicago, 1942/1956) — checked directly against the primary table (p. 60, row for AD 44) — records Nisanu 1 at April 18, AD 44. Thirteen days later, Nisan 14 falls on May 1, AD 44, independently confirmed as a Friday by direct calendar computation. This converts to Cycle 31, Year 11 under this chapter’s formula. Acts 12:3-4 places Peter’s arrest “during the days of Unleavened Bread,” intending his execution “after the Passover” — both consistent with this date. This is the strongest externally-verified festival date in this whole framework outside the crucifixion week itself, since it traces cleanly from a primary source through to an independently-confirmed weekday, with no uncalibrated step anywhere in the chain.</w:t>
+        <w:t xml:space="preserve"> (Oriental Institute of the University of Chicago, 1942/1956) — checked directly against the primary table (p. 60, row for AD 44) — records Nisanu 1 at April 18, AD 44. Thirteen days later, Nisan 14 falls on May 1, AD 44, independently confirmed as a Friday by direct calendar computation. This converts to Cycle 31, Year 11 under this chapter’s formula. Acts 12:3-4 places Peter’s arrest in “the days of unleavened bread,” intending his execution “after the Passover” — both consistent with this date. This is the strongest externally-verified festival date in this whole framework outside the crucifixion week itself, since it traces cleanly from a primary source through to an independently-confirmed weekday, with no uncalibrated step anywhere in the chain.</w:t>
       </w:r>
     </w:p>
     <w:bookmarkEnd w:id="33"/>
@@ -2732,7 +2732,7 @@
         <w:t xml:space="preserve">Friday daytime (still Nisan 14)</w:t>
       </w:r>
       <w:r>
-        <w:t xml:space="preserve">: the crucifixion. John calls this “the day of Preparation of the Passover” (John 19:14) — “day of Preparation” is simply the Gospels’ standard word for Friday (Mark 15:42 says this outright), not a claim that Passover hadn’t started yet. John is just telling readers which specific Friday he means.</w:t>
+        <w:t>: the crucifixion. John calls this “the preparation of the passover” (John 19:14) — “the preparation” is simply the Gospels’ standard word for Friday (Mark 15:42 says this outright), not a claim that Passover hadn’t started yet. John is just telling readers which specific Friday he means.</w:t>
       </w:r>
     </w:p>
     <w:p>
@@ -2751,7 +2751,7 @@
         <w:t xml:space="preserve">Saturday (Nisan 15)</w:t>
       </w:r>
       <w:r>
-        <w:t xml:space="preserve">: the High Sabbath — both the regular weekly Sabbath and the first day of Unleavened Bread landing on the same day (Leviticus 23:6-7), exactly the “high day” John 19:31 describes. Under the second calendar tradition, this is also when the wider Jewish leadership ate their own Passover meal — explaining why John notes they “had not yet eaten the Passover” even after the crucifixion (John 18:28).</w:t>
+        <w:t>: the High Sabbath — both the regular weekly Sabbath and the first day of Unleavened Bread landing on the same day (Leviticus 23:6-7), exactly the “high day” John 19:31 describes. Under the second calendar tradition, this is also when the wider Jewish leadership ate their own Passover meal — explaining why, on Friday morning, they would not enter Pilate’s hall, “that they might eat the passover” (John 18:28).</w:t>
       </w:r>
     </w:p>
     <w:p>

--- a/protected-assets/Chapter1.docx
+++ b/protected-assets/Chapter1.docx
@@ -318,7 +318,7 @@
           <w:sz w:val="23"/>
           <w:szCs w:val="23"/>
         </w:rPr>
-        <w:t xml:space="preserve">, the year Jesus was baptized and began his ministry, as Daniel foretold “unto the Messiah the Prince” (Daniel 9:25).</w:t>
+        <w:t xml:space="preserve">, the year Jesus was baptized and began His ministry, as Daniel foretold “unto the Messiah the Prince” (Daniel 9:25).</w:t>
       </w:r>
     </w:p>
     <w:p>
@@ -2252,7 +2252,7 @@
           <w:sz w:val="23"/>
           <w:szCs w:val="23"/>
         </w:rPr>
-        <w:t xml:space="preserve"> At Jesus’ first Passover, his opponents said the Temple had been “forty and six years” in building (John 2:20). Josephus dates the start of Herod’s Temple project to Herod’s 18th year (</w:t>
+        <w:t xml:space="preserve"> At Jesus’ first Passover, His opponents said the Temple had been “forty and six years” in building (John 2:20). Josephus dates the start of Herod’s Temple project to Herod’s 18th year (</w:t>
       </w:r>
       <w:r>
         <w:rPr>
@@ -3258,7 +3258,7 @@
           <w:sz w:val="23"/>
           <w:szCs w:val="23"/>
         </w:rPr>
-        <w:t xml:space="preserve"> Jesus died at “about the ninth hour” (Matthew 27:46-50; Mark 15:34-37; Luke 23:44-46), about 3 PM, in the afternoon of the 14th, the hour the Passover lambs were slain “in the evening” (Exodus 12:6). But Scripture ties the full moon not to the hour of the sacrifice but to the feast: “Blow up the trumpet in the new moon, in the time appointed, on our solemn feast day” (Psalm 81:3), where “the time appointed” translates a Hebrew word widely understood to mean the full moon. The Passover meal was eaten that night (Exodus 12:8), under the rising moon. In AD 30, the moon reached its exact fullness about 10 PM on Thursday, April 6, during the evening Jesus kept the Passover with his disciples, and it rose full over the nation’s Passover the next night. In AD 33, the Passover moon was also full, but it rose partly eclipsed, dimmed by the earth’s shadow, at the start of the nation’s Passover night. Scripture’s rule leans toward AD 30 here; the continuum remains the deciding evidence.</w:t>
+        <w:t xml:space="preserve"> Jesus died at “about the ninth hour” (Matthew 27:46-50; Mark 15:34-37; Luke 23:44-46), about 3 PM, in the afternoon of the 14th, the hour the Passover lambs were slain “in the evening” (Exodus 12:6). But Scripture ties the full moon not to the hour of the sacrifice but to the feast: “Blow up the trumpet in the new moon, in the time appointed, on our solemn feast day” (Psalm 81:3), where “the time appointed” translates a Hebrew word widely understood to mean the full moon. The Passover meal was eaten that night (Exodus 12:8), under the rising moon. In AD 30, the moon reached its exact fullness about 10 PM on Thursday, April 6, during the evening Jesus kept the Passover with His disciples, and it rose full over the nation’s Passover the next night. In AD 33, the Passover moon was also full, but it rose partly eclipsed, dimmed by the earth’s shadow, at the start of the nation’s Passover night. Scripture’s rule leans toward AD 30 here; the continuum remains the deciding evidence.</w:t>
       </w:r>
     </w:p>
     <w:p>
@@ -3272,7 +3272,7 @@
           <w:sz w:val="23"/>
           <w:szCs w:val="23"/>
         </w:rPr>
-        <w:t xml:space="preserve">The deciding evidence is the continuum itself. Counted from the decree of 457 BC, the seventieth week runs from AD 27 to AD 33, and only AD 30 stands “in the midst of the week.” AD 30 also gives a ministry of about three years from a baptism anchored independently by Luke 3:1 and John 2:20, and it keeps Jesus close to “about thirty years of age” (Luke 3:23) from the beginning of his ministry to its end.</w:t>
+        <w:t xml:space="preserve">The deciding evidence is the continuum itself. Counted from the decree of 457 BC, the seventieth week runs from AD 27 to AD 33, and only AD 30 stands “in the midst of the week.” AD 30 also gives a ministry of about three years from a baptism anchored independently by Luke 3:1 and John 2:20, and it keeps Jesus close to “about thirty years of age” (Luke 3:23) from the beginning of His ministry to its end.</w:t>
       </w:r>
     </w:p>
     <w:p>
@@ -3547,7 +3547,7 @@
           <w:sz w:val="23"/>
           <w:szCs w:val="23"/>
         </w:rPr>
-        <w:t xml:space="preserve">Jesus and his disciples</w:t>
+        <w:t xml:space="preserve">Jesus and His disciples</w:t>
       </w:r>
       <w:r>
         <w:rPr>
@@ -4094,7 +4094,7 @@
           <w:sz w:val="23"/>
           <w:szCs w:val="23"/>
         </w:rPr>
-        <w:t xml:space="preserve">, the middle of its week. The building of Solomon’s Temple began in the middle of a week of years, and the Temple of Jesus’ body, of which he said “Destroy this temple, and in three days I will raise it up” (John 2:19-21), was destroyed in the middle of the seventieth week.</w:t>
+        <w:t xml:space="preserve">, the middle of its week. The building of Solomon’s Temple began in the middle of a week of years, and the Temple of Jesus’ body, of which He said “Destroy this temple, and in three days I will raise it up” (John 2:19-21), was destroyed in the middle of the seventieth week.</w:t>
       </w:r>
     </w:p>
     <w:p>
@@ -4783,7 +4783,7 @@
           <w:sz w:val="23"/>
           <w:szCs w:val="23"/>
         </w:rPr>
-        <w:t xml:space="preserve"> and the CJC papers, available at https://greysmokez.github.io/CJC-Website/</w:t>
+        <w:t xml:space="preserve"> and the CJC papers, available at https://scripturescjc.com/</w:t>
       </w:r>
     </w:p>
     <w:sectPr>
